--- a/LAB4/1250080012_vutuananh_lab4.docx
+++ b/LAB4/1250080012_vutuananh_lab4.docx
@@ -2441,19 +2441,7 @@
               <w:jc w:val="both"/>
             </w:pPr>
             <w:r>
-              <w:t xml:space="preserve">Nếu tổng giá trị đơn hàng lớn hơn </w:t>
-            </w:r>
-            <w:r>
-              <w:t>5</w:t>
-            </w:r>
-            <w:r>
-              <w:t xml:space="preserve"> triệu thì dịch vụ chuyển phát nhanh</w:t>
-            </w:r>
-            <w:r>
-              <w:t xml:space="preserve"> trong ngày</w:t>
-            </w:r>
-            <w:r>
-              <w:t xml:space="preserve"> được miễn phí</w:t>
+              <w:t>Nếu tổng giá trị đơn hàng lớn hơn 5 triệu thì dịch vụ chuyển phát nhanh trong ngày được miễn phí</w:t>
             </w:r>
           </w:p>
         </w:tc>
@@ -5009,6 +4997,9 @@
         <w:jc w:val="both"/>
       </w:pPr>
       <w:r>
+        <w:rPr>
+          <w:noProof/>
+        </w:rPr>
         <w:drawing>
           <wp:inline distT="0" distB="0" distL="0" distR="0" wp14:anchorId="6CEEFCB7" wp14:editId="1D309F9E">
             <wp:extent cx="5991726" cy="4666123"/>
@@ -6999,15 +6990,7 @@
                 <w:sz w:val="26"/>
                 <w:szCs w:val="26"/>
               </w:rPr>
-              <w:t>chi tiết</w:t>
-            </w:r>
-            <w:r>
-              <w:rPr>
-                <w:rFonts w:ascii="Times New Roman" w:hAnsi="Times New Roman" w:cs="Times New Roman"/>
-                <w:sz w:val="26"/>
-                <w:szCs w:val="26"/>
-              </w:rPr>
-              <w:t xml:space="preserve"> sản phẩm</w:t>
+              <w:t>chi tiết sản phẩm</w:t>
             </w:r>
           </w:p>
         </w:tc>
@@ -8672,15 +8655,7 @@
                 <w:sz w:val="26"/>
                 <w:szCs w:val="26"/>
               </w:rPr>
-              <w:t xml:space="preserve">7. </w:t>
-            </w:r>
-            <w:r>
-              <w:rPr>
-                <w:rFonts w:ascii="Times New Roman" w:hAnsi="Times New Roman" w:cs="Times New Roman"/>
-                <w:sz w:val="26"/>
-                <w:szCs w:val="26"/>
-              </w:rPr>
-              <w:t>Khách hàng có thể loại bỏ sản phẩm khỏi giỏ hàng.</w:t>
+              <w:t>7. Khách hàng có thể loại bỏ sản phẩm khỏi giỏ hàng.</w:t>
             </w:r>
           </w:p>
         </w:tc>
@@ -10067,15 +10042,7 @@
                 <w:sz w:val="26"/>
                 <w:szCs w:val="26"/>
               </w:rPr>
-              <w:t xml:space="preserve">Đăng </w:t>
-            </w:r>
-            <w:r>
-              <w:rPr>
-                <w:rFonts w:ascii="Times New Roman" w:hAnsi="Times New Roman" w:cs="Times New Roman"/>
-                <w:sz w:val="26"/>
-                <w:szCs w:val="26"/>
-              </w:rPr>
-              <w:t>nhập</w:t>
+              <w:t>Đăng nhập</w:t>
             </w:r>
           </w:p>
         </w:tc>
@@ -10617,15 +10584,7 @@
                 <w:sz w:val="26"/>
                 <w:szCs w:val="26"/>
               </w:rPr>
-              <w:t xml:space="preserve">chức năng đăng </w:t>
-            </w:r>
-            <w:r>
-              <w:rPr>
-                <w:rFonts w:ascii="Times New Roman" w:hAnsi="Times New Roman" w:cs="Times New Roman"/>
-                <w:sz w:val="26"/>
-                <w:szCs w:val="26"/>
-              </w:rPr>
-              <w:t>nhập</w:t>
+              <w:t>chức năng đăng nhập</w:t>
             </w:r>
           </w:p>
           <w:p>
@@ -11031,15 +10990,7 @@
                 <w:sz w:val="26"/>
                 <w:szCs w:val="26"/>
               </w:rPr>
-              <w:t>Đ</w:t>
-            </w:r>
-            <w:r>
-              <w:rPr>
-                <w:rFonts w:ascii="Times New Roman" w:hAnsi="Times New Roman" w:cs="Times New Roman"/>
-                <w:sz w:val="26"/>
-                <w:szCs w:val="26"/>
-              </w:rPr>
-              <w:t>ặt hàng</w:t>
+              <w:t>Đặt hàng</w:t>
             </w:r>
           </w:p>
         </w:tc>
@@ -11550,15 +11501,7 @@
                 <w:sz w:val="26"/>
                 <w:szCs w:val="26"/>
               </w:rPr>
-              <w:t>chức năng đ</w:t>
-            </w:r>
-            <w:r>
-              <w:rPr>
-                <w:rFonts w:ascii="Times New Roman" w:hAnsi="Times New Roman" w:cs="Times New Roman"/>
-                <w:sz w:val="26"/>
-                <w:szCs w:val="26"/>
-              </w:rPr>
-              <w:t>ặt hàng</w:t>
+              <w:t>chức năng đặt hàng</w:t>
             </w:r>
           </w:p>
           <w:p>
@@ -12023,15 +11966,7 @@
                 <w:sz w:val="26"/>
                 <w:szCs w:val="26"/>
               </w:rPr>
-              <w:t>2</w:t>
-            </w:r>
-            <w:r>
-              <w:rPr>
-                <w:rFonts w:ascii="Times New Roman" w:hAnsi="Times New Roman" w:cs="Times New Roman"/>
-                <w:sz w:val="26"/>
-                <w:szCs w:val="26"/>
-              </w:rPr>
-              <w:t xml:space="preserve">.1 </w:t>
+              <w:t xml:space="preserve">2.1 </w:t>
             </w:r>
             <w:r>
               <w:rPr>
@@ -13779,15 +13714,7 @@
                 <w:sz w:val="26"/>
                 <w:szCs w:val="26"/>
               </w:rPr>
-              <w:t>5</w:t>
-            </w:r>
-            <w:r>
-              <w:rPr>
-                <w:rFonts w:ascii="Times New Roman" w:hAnsi="Times New Roman" w:cs="Times New Roman"/>
-                <w:sz w:val="26"/>
-                <w:szCs w:val="26"/>
-              </w:rPr>
-              <w:t xml:space="preserve">. </w:t>
+              <w:t xml:space="preserve">5. </w:t>
             </w:r>
             <w:r>
               <w:rPr>
@@ -14781,15 +14708,7 @@
                 <w:sz w:val="26"/>
                 <w:szCs w:val="26"/>
               </w:rPr>
-              <w:t>T</w:t>
-            </w:r>
-            <w:r>
-              <w:rPr>
-                <w:rFonts w:ascii="Times New Roman" w:hAnsi="Times New Roman" w:cs="Times New Roman"/>
-                <w:sz w:val="26"/>
-                <w:szCs w:val="26"/>
-              </w:rPr>
-              <w:t>hanh toán trực tuyến</w:t>
+              <w:t>Thanh toán trực tuyến</w:t>
             </w:r>
           </w:p>
         </w:tc>
@@ -15340,15 +15259,7 @@
                 <w:sz w:val="26"/>
                 <w:szCs w:val="26"/>
               </w:rPr>
-              <w:t xml:space="preserve">. </w:t>
-            </w:r>
-            <w:r>
-              <w:rPr>
-                <w:rFonts w:ascii="Times New Roman" w:hAnsi="Times New Roman" w:cs="Times New Roman"/>
-                <w:sz w:val="26"/>
-                <w:szCs w:val="26"/>
-              </w:rPr>
-              <w:t>Khách hàng nhập loại thẻ, số thẻ, ngày hết hạn, họ tên chủ thẻ và mã an ninh</w:t>
+              <w:t>. Khách hàng nhập loại thẻ, số thẻ, ngày hết hạn, họ tên chủ thẻ và mã an ninh</w:t>
             </w:r>
           </w:p>
         </w:tc>
@@ -16176,15 +16087,7 @@
                 <w:sz w:val="26"/>
                 <w:szCs w:val="26"/>
               </w:rPr>
-              <w:t>2</w:t>
-            </w:r>
-            <w:r>
-              <w:rPr>
-                <w:rFonts w:ascii="Times New Roman" w:hAnsi="Times New Roman" w:cs="Times New Roman"/>
-                <w:sz w:val="26"/>
-                <w:szCs w:val="26"/>
-              </w:rPr>
-              <w:t xml:space="preserve">. </w:t>
+              <w:t xml:space="preserve">2. </w:t>
             </w:r>
             <w:r>
               <w:rPr>
@@ -17645,12 +17548,96 @@
     </w:p>
     <w:p>
       <w:pPr>
+        <w:pStyle w:val="ListParagraph"/>
+        <w:numPr>
+          <w:ilvl w:val="0"/>
+          <w:numId w:val="8"/>
+        </w:numPr>
+        <w:rPr>
+          <w:sz w:val="24"/>
+          <w:szCs w:val="24"/>
+        </w:rPr>
+      </w:pPr>
+      <w:r>
+        <w:rPr>
+          <w:sz w:val="24"/>
+          <w:szCs w:val="24"/>
+        </w:rPr>
+        <w:t>Sơ đồ database diagram tổng quát</w:t>
+      </w:r>
+    </w:p>
+    <w:p>
+      <w:pPr>
+        <w:rPr>
+          <w:sz w:val="24"/>
+          <w:szCs w:val="24"/>
+        </w:rPr>
+      </w:pPr>
+      <w:r>
+        <w:rPr>
+          <w:noProof/>
+          <w:sz w:val="24"/>
+          <w:szCs w:val="24"/>
+        </w:rPr>
+        <w:lastRenderedPageBreak/>
+        <w:drawing>
+          <wp:inline distT="0" distB="0" distL="0" distR="0" wp14:anchorId="476CB2FE" wp14:editId="1BB43637">
+            <wp:extent cx="5844540" cy="5869044"/>
+            <wp:effectExtent l="0" t="0" r="3810" b="0"/>
+            <wp:docPr id="2023222795" name="Picture 1"/>
+            <wp:cNvGraphicFramePr>
+              <a:graphicFrameLocks xmlns:a="http://schemas.openxmlformats.org/drawingml/2006/main" noChangeAspect="1"/>
+            </wp:cNvGraphicFramePr>
+            <a:graphic xmlns:a="http://schemas.openxmlformats.org/drawingml/2006/main">
+              <a:graphicData uri="http://schemas.openxmlformats.org/drawingml/2006/picture">
+                <pic:pic xmlns:pic="http://schemas.openxmlformats.org/drawingml/2006/picture">
+                  <pic:nvPicPr>
+                    <pic:cNvPr id="0" name="Picture 1"/>
+                    <pic:cNvPicPr>
+                      <a:picLocks noChangeAspect="1" noChangeArrowheads="1"/>
+                    </pic:cNvPicPr>
+                  </pic:nvPicPr>
+                  <pic:blipFill>
+                    <a:blip r:embed="rId11">
+                      <a:extLst>
+                        <a:ext uri="{28A0092B-C50C-407E-A947-70E740481C1C}">
+                          <a14:useLocalDpi xmlns:a14="http://schemas.microsoft.com/office/drawing/2010/main" val="0"/>
+                        </a:ext>
+                      </a:extLst>
+                    </a:blip>
+                    <a:srcRect/>
+                    <a:stretch>
+                      <a:fillRect/>
+                    </a:stretch>
+                  </pic:blipFill>
+                  <pic:spPr bwMode="auto">
+                    <a:xfrm>
+                      <a:off x="0" y="0"/>
+                      <a:ext cx="5853369" cy="5877910"/>
+                    </a:xfrm>
+                    <a:prstGeom prst="rect">
+                      <a:avLst/>
+                    </a:prstGeom>
+                    <a:noFill/>
+                    <a:ln>
+                      <a:noFill/>
+                    </a:ln>
+                  </pic:spPr>
+                </pic:pic>
+              </a:graphicData>
+            </a:graphic>
+          </wp:inline>
+        </w:drawing>
+      </w:r>
+    </w:p>
+    <w:p>
+      <w:pPr>
         <w:spacing w:after="110" w:line="300" w:lineRule="auto"/>
         <w:jc w:val="both"/>
       </w:pPr>
     </w:p>
     <w:sectPr>
-      <w:footerReference w:type="default" r:id="rId11"/>
+      <w:footerReference w:type="default" r:id="rId12"/>
       <w:pgSz w:w="11906" w:h="16838"/>
       <w:pgMar w:top="1134" w:right="1134" w:bottom="1134" w:left="1418" w:header="708" w:footer="708" w:gutter="0"/>
       <w:cols w:space="720"/>
@@ -19099,6 +19086,7 @@
   <w:style w:type="character" w:default="1" w:styleId="DefaultParagraphFont">
     <w:name w:val="Default Paragraph Font"/>
     <w:uiPriority w:val="1"/>
+    <w:semiHidden/>
     <w:unhideWhenUsed/>
   </w:style>
   <w:style w:type="table" w:default="1" w:styleId="TableNormal">

--- a/LAB4/1250080012_vutuananh_lab4.docx
+++ b/LAB4/1250080012_vutuananh_lab4.docx
@@ -17628,6 +17628,1761 @@
             </a:graphic>
           </wp:inline>
         </w:drawing>
+      </w:r>
+    </w:p>
+    <w:p>
+      <w:pPr>
+        <w:spacing w:after="110" w:line="300" w:lineRule="auto"/>
+        <w:jc w:val="both"/>
+      </w:pPr>
+    </w:p>
+    <w:p>
+      <w:pPr>
+        <w:pStyle w:val="ListParagraph"/>
+        <w:numPr>
+          <w:ilvl w:val="0"/>
+          <w:numId w:val="4"/>
+        </w:numPr>
+        <w:spacing w:after="110" w:line="300" w:lineRule="auto"/>
+        <w:jc w:val="both"/>
+      </w:pPr>
+      <w:r>
+        <w:t>Thiết kế csdl</w:t>
+      </w:r>
+    </w:p>
+    <w:p>
+      <w:pPr>
+        <w:spacing w:after="110" w:line="300" w:lineRule="auto"/>
+        <w:jc w:val="both"/>
+      </w:pPr>
+    </w:p>
+    <w:p>
+      <w:pPr>
+        <w:spacing w:after="110" w:line="300" w:lineRule="auto"/>
+        <w:jc w:val="both"/>
+      </w:pPr>
+      <w:r>
+        <w:t>CREATE DATABASE E_SHOPPING;</w:t>
+      </w:r>
+    </w:p>
+    <w:p>
+      <w:pPr>
+        <w:spacing w:after="110" w:line="300" w:lineRule="auto"/>
+        <w:jc w:val="both"/>
+      </w:pPr>
+      <w:r>
+        <w:t>GO</w:t>
+      </w:r>
+    </w:p>
+    <w:p>
+      <w:pPr>
+        <w:spacing w:after="110" w:line="300" w:lineRule="auto"/>
+        <w:jc w:val="both"/>
+      </w:pPr>
+    </w:p>
+    <w:p>
+      <w:pPr>
+        <w:spacing w:after="110" w:line="300" w:lineRule="auto"/>
+        <w:jc w:val="both"/>
+      </w:pPr>
+      <w:r>
+        <w:t>USE E_SHOPPING;</w:t>
+      </w:r>
+    </w:p>
+    <w:p>
+      <w:pPr>
+        <w:spacing w:after="110" w:line="300" w:lineRule="auto"/>
+        <w:jc w:val="both"/>
+      </w:pPr>
+      <w:r>
+        <w:t>GO</w:t>
+      </w:r>
+    </w:p>
+    <w:p>
+      <w:pPr>
+        <w:spacing w:after="110" w:line="300" w:lineRule="auto"/>
+        <w:jc w:val="both"/>
+      </w:pPr>
+    </w:p>
+    <w:p>
+      <w:pPr>
+        <w:spacing w:after="110" w:line="300" w:lineRule="auto"/>
+        <w:jc w:val="both"/>
+      </w:pPr>
+      <w:r>
+        <w:t>CREATE TABLE KHACH_HANG (</w:t>
+      </w:r>
+    </w:p>
+    <w:p>
+      <w:pPr>
+        <w:spacing w:after="110" w:line="300" w:lineRule="auto"/>
+        <w:jc w:val="both"/>
+      </w:pPr>
+      <w:r>
+        <w:t>    MaKH VARCHAR(10) PRIMARY KEY,</w:t>
+      </w:r>
+    </w:p>
+    <w:p>
+      <w:pPr>
+        <w:spacing w:after="110" w:line="300" w:lineRule="auto"/>
+        <w:jc w:val="both"/>
+      </w:pPr>
+      <w:r>
+        <w:lastRenderedPageBreak/>
+        <w:t>    HoTen NVARCHAR(100) NOT NULL,</w:t>
+      </w:r>
+    </w:p>
+    <w:p>
+      <w:pPr>
+        <w:spacing w:after="110" w:line="300" w:lineRule="auto"/>
+        <w:jc w:val="both"/>
+      </w:pPr>
+      <w:r>
+        <w:t>    NgaySinh DATE,</w:t>
+      </w:r>
+    </w:p>
+    <w:p>
+      <w:pPr>
+        <w:spacing w:after="110" w:line="300" w:lineRule="auto"/>
+        <w:jc w:val="both"/>
+      </w:pPr>
+      <w:r>
+        <w:t>    CCCD_Passport VARCHAR(30),</w:t>
+      </w:r>
+    </w:p>
+    <w:p>
+      <w:pPr>
+        <w:spacing w:after="110" w:line="300" w:lineRule="auto"/>
+        <w:jc w:val="both"/>
+      </w:pPr>
+      <w:r>
+        <w:t>    DiaChi NVARCHAR(255),</w:t>
+      </w:r>
+    </w:p>
+    <w:p>
+      <w:pPr>
+        <w:spacing w:after="110" w:line="300" w:lineRule="auto"/>
+        <w:jc w:val="both"/>
+      </w:pPr>
+      <w:r>
+        <w:t>    DienThoai VARCHAR(20),</w:t>
+      </w:r>
+    </w:p>
+    <w:p>
+      <w:pPr>
+        <w:spacing w:after="110" w:line="300" w:lineRule="auto"/>
+        <w:jc w:val="both"/>
+      </w:pPr>
+      <w:r>
+        <w:t>    Username VARCHAR(50) NOT NULL UNIQUE,</w:t>
+      </w:r>
+    </w:p>
+    <w:p>
+      <w:pPr>
+        <w:spacing w:after="110" w:line="300" w:lineRule="auto"/>
+        <w:jc w:val="both"/>
+      </w:pPr>
+      <w:r>
+        <w:t>    MatKhau VARCHAR(255) NOT NULL,</w:t>
+      </w:r>
+    </w:p>
+    <w:p>
+      <w:pPr>
+        <w:spacing w:after="110" w:line="300" w:lineRule="auto"/>
+        <w:jc w:val="both"/>
+      </w:pPr>
+      <w:r>
+        <w:t>    Email VARCHAR(100) UNIQUE</w:t>
+      </w:r>
+    </w:p>
+    <w:p>
+      <w:pPr>
+        <w:spacing w:after="110" w:line="300" w:lineRule="auto"/>
+        <w:jc w:val="both"/>
+      </w:pPr>
+      <w:r>
+        <w:t>);</w:t>
+      </w:r>
+    </w:p>
+    <w:p>
+      <w:pPr>
+        <w:spacing w:after="110" w:line="300" w:lineRule="auto"/>
+        <w:jc w:val="both"/>
+      </w:pPr>
+      <w:r>
+        <w:t>GO</w:t>
+      </w:r>
+    </w:p>
+    <w:p>
+      <w:pPr>
+        <w:spacing w:after="110" w:line="300" w:lineRule="auto"/>
+        <w:jc w:val="both"/>
+      </w:pPr>
+    </w:p>
+    <w:p>
+      <w:pPr>
+        <w:spacing w:after="110" w:line="300" w:lineRule="auto"/>
+        <w:jc w:val="both"/>
+      </w:pPr>
+      <w:r>
+        <w:t>CREATE TABLE GIO_HANG (</w:t>
+      </w:r>
+    </w:p>
+    <w:p>
+      <w:pPr>
+        <w:spacing w:after="110" w:line="300" w:lineRule="auto"/>
+        <w:jc w:val="both"/>
+      </w:pPr>
+      <w:r>
+        <w:t>    MaGioHang VARCHAR(10) PRIMARY KEY,</w:t>
+      </w:r>
+    </w:p>
+    <w:p>
+      <w:pPr>
+        <w:spacing w:after="110" w:line="300" w:lineRule="auto"/>
+        <w:jc w:val="both"/>
+      </w:pPr>
+      <w:r>
+        <w:t>    MaKH VARCHAR(10) NOT NULL,</w:t>
+      </w:r>
+    </w:p>
+    <w:p>
+      <w:pPr>
+        <w:spacing w:after="110" w:line="300" w:lineRule="auto"/>
+        <w:jc w:val="both"/>
+      </w:pPr>
+      <w:r>
+        <w:t>    NgayTao DATETIME DEFAULT GETDATE(),</w:t>
+      </w:r>
+    </w:p>
+    <w:p>
+      <w:pPr>
+        <w:spacing w:after="110" w:line="300" w:lineRule="auto"/>
+        <w:jc w:val="both"/>
+      </w:pPr>
+    </w:p>
+    <w:p>
+      <w:pPr>
+        <w:spacing w:after="110" w:line="300" w:lineRule="auto"/>
+        <w:jc w:val="both"/>
+      </w:pPr>
+      <w:r>
+        <w:t>    CONSTRAINT FK_GIO_HANG_KHACH_HANG</w:t>
+      </w:r>
+    </w:p>
+    <w:p>
+      <w:pPr>
+        <w:spacing w:after="110" w:line="300" w:lineRule="auto"/>
+        <w:jc w:val="both"/>
+      </w:pPr>
+      <w:r>
+        <w:t>    FOREIGN KEY (MaKH) REFERENCES KHACH_HANG(MaKH)</w:t>
+      </w:r>
+    </w:p>
+    <w:p>
+      <w:pPr>
+        <w:spacing w:after="110" w:line="300" w:lineRule="auto"/>
+        <w:jc w:val="both"/>
+      </w:pPr>
+      <w:r>
+        <w:t>);</w:t>
+      </w:r>
+    </w:p>
+    <w:p>
+      <w:pPr>
+        <w:spacing w:after="110" w:line="300" w:lineRule="auto"/>
+        <w:jc w:val="both"/>
+      </w:pPr>
+      <w:r>
+        <w:t>GO</w:t>
+      </w:r>
+    </w:p>
+    <w:p>
+      <w:pPr>
+        <w:spacing w:after="110" w:line="300" w:lineRule="auto"/>
+        <w:jc w:val="both"/>
+      </w:pPr>
+    </w:p>
+    <w:p>
+      <w:pPr>
+        <w:spacing w:after="110" w:line="300" w:lineRule="auto"/>
+        <w:jc w:val="both"/>
+      </w:pPr>
+      <w:r>
+        <w:t>CREATE TABLE CHI_TIET_GIO_HANG (</w:t>
+      </w:r>
+    </w:p>
+    <w:p>
+      <w:pPr>
+        <w:spacing w:after="110" w:line="300" w:lineRule="auto"/>
+        <w:jc w:val="both"/>
+      </w:pPr>
+      <w:r>
+        <w:t>    MaGioHang VARCHAR(10),</w:t>
+      </w:r>
+    </w:p>
+    <w:p>
+      <w:pPr>
+        <w:spacing w:after="110" w:line="300" w:lineRule="auto"/>
+        <w:jc w:val="both"/>
+      </w:pPr>
+      <w:r>
+        <w:t>    MaSP VARCHAR(20),</w:t>
+      </w:r>
+    </w:p>
+    <w:p>
+      <w:pPr>
+        <w:spacing w:after="110" w:line="300" w:lineRule="auto"/>
+        <w:jc w:val="both"/>
+      </w:pPr>
+      <w:r>
+        <w:t>    SoLuong INT NOT NULL,</w:t>
+      </w:r>
+    </w:p>
+    <w:p>
+      <w:pPr>
+        <w:spacing w:after="110" w:line="300" w:lineRule="auto"/>
+        <w:jc w:val="both"/>
+      </w:pPr>
+      <w:r>
+        <w:t>    DonGia DECIMAL(18,2) NOT NULL,</w:t>
+      </w:r>
+    </w:p>
+    <w:p>
+      <w:pPr>
+        <w:spacing w:after="110" w:line="300" w:lineRule="auto"/>
+        <w:jc w:val="both"/>
+      </w:pPr>
+    </w:p>
+    <w:p>
+      <w:pPr>
+        <w:spacing w:after="110" w:line="300" w:lineRule="auto"/>
+        <w:jc w:val="both"/>
+      </w:pPr>
+      <w:r>
+        <w:t>    CONSTRAINT PK_CHI_TIET_GIO_HANG</w:t>
+      </w:r>
+    </w:p>
+    <w:p>
+      <w:pPr>
+        <w:spacing w:after="110" w:line="300" w:lineRule="auto"/>
+        <w:jc w:val="both"/>
+      </w:pPr>
+      <w:r>
+        <w:t>    PRIMARY KEY (MaGioHang, MaSP),</w:t>
+      </w:r>
+    </w:p>
+    <w:p>
+      <w:pPr>
+        <w:spacing w:after="110" w:line="300" w:lineRule="auto"/>
+        <w:jc w:val="both"/>
+      </w:pPr>
+    </w:p>
+    <w:p>
+      <w:pPr>
+        <w:spacing w:after="110" w:line="300" w:lineRule="auto"/>
+        <w:jc w:val="both"/>
+      </w:pPr>
+      <w:r>
+        <w:lastRenderedPageBreak/>
+        <w:t>    CONSTRAINT FK_CTGH_GIO_HANG</w:t>
+      </w:r>
+    </w:p>
+    <w:p>
+      <w:pPr>
+        <w:spacing w:after="110" w:line="300" w:lineRule="auto"/>
+        <w:jc w:val="both"/>
+      </w:pPr>
+      <w:r>
+        <w:t>    FOREIGN KEY (MaGioHang) REFERENCES GIO_HANG(MaGioHang),</w:t>
+      </w:r>
+    </w:p>
+    <w:p>
+      <w:pPr>
+        <w:spacing w:after="110" w:line="300" w:lineRule="auto"/>
+        <w:jc w:val="both"/>
+      </w:pPr>
+    </w:p>
+    <w:p>
+      <w:pPr>
+        <w:spacing w:after="110" w:line="300" w:lineRule="auto"/>
+        <w:jc w:val="both"/>
+      </w:pPr>
+      <w:r>
+        <w:t>    CONSTRAINT CK_CTGH_SOLUONG</w:t>
+      </w:r>
+    </w:p>
+    <w:p>
+      <w:pPr>
+        <w:spacing w:after="110" w:line="300" w:lineRule="auto"/>
+        <w:jc w:val="both"/>
+      </w:pPr>
+      <w:r>
+        <w:t>    CHECK (SoLuong &gt; 0),</w:t>
+      </w:r>
+    </w:p>
+    <w:p>
+      <w:pPr>
+        <w:spacing w:after="110" w:line="300" w:lineRule="auto"/>
+        <w:jc w:val="both"/>
+      </w:pPr>
+    </w:p>
+    <w:p>
+      <w:pPr>
+        <w:spacing w:after="110" w:line="300" w:lineRule="auto"/>
+        <w:jc w:val="both"/>
+      </w:pPr>
+      <w:r>
+        <w:t>    CONSTRAINT CK_CTGH_DONGIA</w:t>
+      </w:r>
+    </w:p>
+    <w:p>
+      <w:pPr>
+        <w:spacing w:after="110" w:line="300" w:lineRule="auto"/>
+        <w:jc w:val="both"/>
+      </w:pPr>
+      <w:r>
+        <w:t>    CHECK (DonGia &gt;= 0)</w:t>
+      </w:r>
+    </w:p>
+    <w:p>
+      <w:pPr>
+        <w:spacing w:after="110" w:line="300" w:lineRule="auto"/>
+        <w:jc w:val="both"/>
+      </w:pPr>
+      <w:r>
+        <w:t>);</w:t>
+      </w:r>
+    </w:p>
+    <w:p>
+      <w:pPr>
+        <w:spacing w:after="110" w:line="300" w:lineRule="auto"/>
+        <w:jc w:val="both"/>
+      </w:pPr>
+      <w:r>
+        <w:t>GO</w:t>
+      </w:r>
+    </w:p>
+    <w:p>
+      <w:pPr>
+        <w:spacing w:after="110" w:line="300" w:lineRule="auto"/>
+        <w:jc w:val="both"/>
+      </w:pPr>
+    </w:p>
+    <w:p>
+      <w:pPr>
+        <w:spacing w:after="110" w:line="300" w:lineRule="auto"/>
+        <w:jc w:val="both"/>
+      </w:pPr>
+      <w:r>
+        <w:t>CREATE TABLE NGUOI_NHAN (</w:t>
+      </w:r>
+    </w:p>
+    <w:p>
+      <w:pPr>
+        <w:spacing w:after="110" w:line="300" w:lineRule="auto"/>
+        <w:jc w:val="both"/>
+      </w:pPr>
+      <w:r>
+        <w:t>    MaNguoiNhan VARCHAR(10) PRIMARY KEY,</w:t>
+      </w:r>
+    </w:p>
+    <w:p>
+      <w:pPr>
+        <w:spacing w:after="110" w:line="300" w:lineRule="auto"/>
+        <w:jc w:val="both"/>
+      </w:pPr>
+      <w:r>
+        <w:t>    HoTen NVARCHAR(100) NOT NULL,</w:t>
+      </w:r>
+    </w:p>
+    <w:p>
+      <w:pPr>
+        <w:spacing w:after="110" w:line="300" w:lineRule="auto"/>
+        <w:jc w:val="both"/>
+      </w:pPr>
+      <w:r>
+        <w:t>    DiaChi NVARCHAR(255) NOT NULL,</w:t>
+      </w:r>
+    </w:p>
+    <w:p>
+      <w:pPr>
+        <w:spacing w:after="110" w:line="300" w:lineRule="auto"/>
+        <w:jc w:val="both"/>
+      </w:pPr>
+      <w:r>
+        <w:t>    DienThoai VARCHAR(20) NOT NULL</w:t>
+      </w:r>
+    </w:p>
+    <w:p>
+      <w:pPr>
+        <w:spacing w:after="110" w:line="300" w:lineRule="auto"/>
+        <w:jc w:val="both"/>
+      </w:pPr>
+      <w:r>
+        <w:t>);</w:t>
+      </w:r>
+    </w:p>
+    <w:p>
+      <w:pPr>
+        <w:spacing w:after="110" w:line="300" w:lineRule="auto"/>
+        <w:jc w:val="both"/>
+      </w:pPr>
+      <w:r>
+        <w:t>GO</w:t>
+      </w:r>
+    </w:p>
+    <w:p>
+      <w:pPr>
+        <w:spacing w:after="110" w:line="300" w:lineRule="auto"/>
+        <w:jc w:val="both"/>
+      </w:pPr>
+    </w:p>
+    <w:p>
+      <w:pPr>
+        <w:spacing w:after="110" w:line="300" w:lineRule="auto"/>
+        <w:jc w:val="both"/>
+      </w:pPr>
+      <w:r>
+        <w:t>CREATE TABLE GIAO_HANG (</w:t>
+      </w:r>
+    </w:p>
+    <w:p>
+      <w:pPr>
+        <w:spacing w:after="110" w:line="300" w:lineRule="auto"/>
+        <w:jc w:val="both"/>
+      </w:pPr>
+      <w:r>
+        <w:t>    MaGiaoHang VARCHAR(10) PRIMARY KEY,</w:t>
+      </w:r>
+    </w:p>
+    <w:p>
+      <w:pPr>
+        <w:spacing w:after="110" w:line="300" w:lineRule="auto"/>
+        <w:jc w:val="both"/>
+      </w:pPr>
+      <w:r>
+        <w:t>    LoaiGiaoHang NVARCHAR(50) NOT NULL,</w:t>
+      </w:r>
+    </w:p>
+    <w:p>
+      <w:pPr>
+        <w:spacing w:after="110" w:line="300" w:lineRule="auto"/>
+        <w:jc w:val="both"/>
+      </w:pPr>
+      <w:r>
+        <w:t>    KhuVuc NVARCHAR(100),</w:t>
+      </w:r>
+    </w:p>
+    <w:p>
+      <w:pPr>
+        <w:spacing w:after="110" w:line="300" w:lineRule="auto"/>
+        <w:jc w:val="both"/>
+      </w:pPr>
+      <w:r>
+        <w:t>    PhiGiaoHang DECIMAL(18,2) DEFAULT 0,</w:t>
+      </w:r>
+    </w:p>
+    <w:p>
+      <w:pPr>
+        <w:spacing w:after="110" w:line="300" w:lineRule="auto"/>
+        <w:jc w:val="both"/>
+      </w:pPr>
+    </w:p>
+    <w:p>
+      <w:pPr>
+        <w:spacing w:after="110" w:line="300" w:lineRule="auto"/>
+        <w:jc w:val="both"/>
+      </w:pPr>
+      <w:r>
+        <w:t>    CONSTRAINT CK_GIAO_HANG_LOAI</w:t>
+      </w:r>
+    </w:p>
+    <w:p>
+      <w:pPr>
+        <w:spacing w:after="110" w:line="300" w:lineRule="auto"/>
+        <w:jc w:val="both"/>
+      </w:pPr>
+      <w:r>
+        <w:t>    CHECK (</w:t>
+      </w:r>
+    </w:p>
+    <w:p>
+      <w:pPr>
+        <w:spacing w:after="110" w:line="300" w:lineRule="auto"/>
+        <w:jc w:val="both"/>
+      </w:pPr>
+      <w:r>
+        <w:t>        LoaiGiaoHang IN (</w:t>
+      </w:r>
+    </w:p>
+    <w:p>
+      <w:pPr>
+        <w:spacing w:after="110" w:line="300" w:lineRule="auto"/>
+        <w:jc w:val="both"/>
+      </w:pPr>
+      <w:r>
+        <w:t>            N'Thường',</w:t>
+      </w:r>
+    </w:p>
+    <w:p>
+      <w:pPr>
+        <w:spacing w:after="110" w:line="300" w:lineRule="auto"/>
+        <w:jc w:val="both"/>
+      </w:pPr>
+      <w:r>
+        <w:t>            N'Chuyển phát nhanh',</w:t>
+      </w:r>
+    </w:p>
+    <w:p>
+      <w:pPr>
+        <w:spacing w:after="110" w:line="300" w:lineRule="auto"/>
+        <w:jc w:val="both"/>
+      </w:pPr>
+      <w:r>
+        <w:lastRenderedPageBreak/>
+        <w:t>            N'Chuyển phát nhanh trong ngày'</w:t>
+      </w:r>
+    </w:p>
+    <w:p>
+      <w:pPr>
+        <w:spacing w:after="110" w:line="300" w:lineRule="auto"/>
+        <w:jc w:val="both"/>
+      </w:pPr>
+      <w:r>
+        <w:t>        )</w:t>
+      </w:r>
+    </w:p>
+    <w:p>
+      <w:pPr>
+        <w:spacing w:after="110" w:line="300" w:lineRule="auto"/>
+        <w:jc w:val="both"/>
+      </w:pPr>
+      <w:r>
+        <w:t>    ),</w:t>
+      </w:r>
+    </w:p>
+    <w:p>
+      <w:pPr>
+        <w:spacing w:after="110" w:line="300" w:lineRule="auto"/>
+        <w:jc w:val="both"/>
+      </w:pPr>
+    </w:p>
+    <w:p>
+      <w:pPr>
+        <w:spacing w:after="110" w:line="300" w:lineRule="auto"/>
+        <w:jc w:val="both"/>
+      </w:pPr>
+      <w:r>
+        <w:t>    CONSTRAINT CK_GIAO_HANG_PHI</w:t>
+      </w:r>
+    </w:p>
+    <w:p>
+      <w:pPr>
+        <w:spacing w:after="110" w:line="300" w:lineRule="auto"/>
+        <w:jc w:val="both"/>
+      </w:pPr>
+      <w:r>
+        <w:t>    CHECK (PhiGiaoHang &gt;= 0)</w:t>
+      </w:r>
+    </w:p>
+    <w:p>
+      <w:pPr>
+        <w:spacing w:after="110" w:line="300" w:lineRule="auto"/>
+        <w:jc w:val="both"/>
+      </w:pPr>
+      <w:r>
+        <w:t>);</w:t>
+      </w:r>
+    </w:p>
+    <w:p>
+      <w:pPr>
+        <w:spacing w:after="110" w:line="300" w:lineRule="auto"/>
+        <w:jc w:val="both"/>
+      </w:pPr>
+      <w:r>
+        <w:t>GO</w:t>
+      </w:r>
+    </w:p>
+    <w:p>
+      <w:pPr>
+        <w:spacing w:after="110" w:line="300" w:lineRule="auto"/>
+        <w:jc w:val="both"/>
+      </w:pPr>
+    </w:p>
+    <w:p>
+      <w:pPr>
+        <w:spacing w:after="110" w:line="300" w:lineRule="auto"/>
+        <w:jc w:val="both"/>
+      </w:pPr>
+      <w:r>
+        <w:t>CREATE TABLE DON_HANG (</w:t>
+      </w:r>
+    </w:p>
+    <w:p>
+      <w:pPr>
+        <w:spacing w:after="110" w:line="300" w:lineRule="auto"/>
+        <w:jc w:val="both"/>
+      </w:pPr>
+      <w:r>
+        <w:t>    MaDH VARCHAR(10) PRIMARY KEY,</w:t>
+      </w:r>
+    </w:p>
+    <w:p>
+      <w:pPr>
+        <w:spacing w:after="110" w:line="300" w:lineRule="auto"/>
+        <w:jc w:val="both"/>
+      </w:pPr>
+      <w:r>
+        <w:t>    MaKH VARCHAR(10) NOT NULL,</w:t>
+      </w:r>
+    </w:p>
+    <w:p>
+      <w:pPr>
+        <w:spacing w:after="110" w:line="300" w:lineRule="auto"/>
+        <w:jc w:val="both"/>
+      </w:pPr>
+      <w:r>
+        <w:t>    MaNguoiNhan VARCHAR(10) NOT NULL,</w:t>
+      </w:r>
+    </w:p>
+    <w:p>
+      <w:pPr>
+        <w:spacing w:after="110" w:line="300" w:lineRule="auto"/>
+        <w:jc w:val="both"/>
+      </w:pPr>
+      <w:r>
+        <w:t>    MaGiaoHang VARCHAR(10) NOT NULL,</w:t>
+      </w:r>
+    </w:p>
+    <w:p>
+      <w:pPr>
+        <w:spacing w:after="110" w:line="300" w:lineRule="auto"/>
+        <w:jc w:val="both"/>
+      </w:pPr>
+      <w:r>
+        <w:t>    ThoiDiemDat DATETIME DEFAULT GETDATE(),</w:t>
+      </w:r>
+    </w:p>
+    <w:p>
+      <w:pPr>
+        <w:spacing w:after="110" w:line="300" w:lineRule="auto"/>
+        <w:jc w:val="both"/>
+      </w:pPr>
+      <w:r>
+        <w:t>    TongTienHang DECIMAL(18,2) NOT NULL,</w:t>
+      </w:r>
+    </w:p>
+    <w:p>
+      <w:pPr>
+        <w:spacing w:after="110" w:line="300" w:lineRule="auto"/>
+        <w:jc w:val="both"/>
+      </w:pPr>
+      <w:r>
+        <w:t>    PhiGiaoHang DECIMAL(18,2) DEFAULT 0,</w:t>
+      </w:r>
+    </w:p>
+    <w:p>
+      <w:pPr>
+        <w:spacing w:after="110" w:line="300" w:lineRule="auto"/>
+        <w:jc w:val="both"/>
+      </w:pPr>
+      <w:r>
+        <w:t>    TongThanhToan DECIMAL(18,2) NOT NULL,</w:t>
+      </w:r>
+    </w:p>
+    <w:p>
+      <w:pPr>
+        <w:spacing w:after="110" w:line="300" w:lineRule="auto"/>
+        <w:jc w:val="both"/>
+      </w:pPr>
+      <w:r>
+        <w:t>    TrangThai NVARCHAR(50) DEFAULT N'Đã đặt hàng',</w:t>
+      </w:r>
+    </w:p>
+    <w:p>
+      <w:pPr>
+        <w:spacing w:after="110" w:line="300" w:lineRule="auto"/>
+        <w:jc w:val="both"/>
+      </w:pPr>
+    </w:p>
+    <w:p>
+      <w:pPr>
+        <w:spacing w:after="110" w:line="300" w:lineRule="auto"/>
+        <w:jc w:val="both"/>
+      </w:pPr>
+      <w:r>
+        <w:t>    CONSTRAINT FK_DON_HANG_KHACH_HANG</w:t>
+      </w:r>
+    </w:p>
+    <w:p>
+      <w:pPr>
+        <w:spacing w:after="110" w:line="300" w:lineRule="auto"/>
+        <w:jc w:val="both"/>
+      </w:pPr>
+      <w:r>
+        <w:t>    FOREIGN KEY (MaKH) REFERENCES KHACH_HANG(MaKH),</w:t>
+      </w:r>
+    </w:p>
+    <w:p>
+      <w:pPr>
+        <w:spacing w:after="110" w:line="300" w:lineRule="auto"/>
+        <w:jc w:val="both"/>
+      </w:pPr>
+    </w:p>
+    <w:p>
+      <w:pPr>
+        <w:spacing w:after="110" w:line="300" w:lineRule="auto"/>
+        <w:jc w:val="both"/>
+      </w:pPr>
+      <w:r>
+        <w:t>    CONSTRAINT FK_DON_HANG_NGUOI_NHAN</w:t>
+      </w:r>
+    </w:p>
+    <w:p>
+      <w:pPr>
+        <w:spacing w:after="110" w:line="300" w:lineRule="auto"/>
+        <w:jc w:val="both"/>
+      </w:pPr>
+      <w:r>
+        <w:t>    FOREIGN KEY (MaNguoiNhan) REFERENCES NGUOI_NHAN(MaNguoiNhan),</w:t>
+      </w:r>
+    </w:p>
+    <w:p>
+      <w:pPr>
+        <w:spacing w:after="110" w:line="300" w:lineRule="auto"/>
+        <w:jc w:val="both"/>
+      </w:pPr>
+    </w:p>
+    <w:p>
+      <w:pPr>
+        <w:spacing w:after="110" w:line="300" w:lineRule="auto"/>
+        <w:jc w:val="both"/>
+      </w:pPr>
+      <w:r>
+        <w:t>    CONSTRAINT FK_DON_HANG_GIAO_HANG</w:t>
+      </w:r>
+    </w:p>
+    <w:p>
+      <w:pPr>
+        <w:spacing w:after="110" w:line="300" w:lineRule="auto"/>
+        <w:jc w:val="both"/>
+      </w:pPr>
+      <w:r>
+        <w:t>    FOREIGN KEY (MaGiaoHang) REFERENCES GIAO_HANG(MaGiaoHang),</w:t>
+      </w:r>
+    </w:p>
+    <w:p>
+      <w:pPr>
+        <w:spacing w:after="110" w:line="300" w:lineRule="auto"/>
+        <w:jc w:val="both"/>
+      </w:pPr>
+    </w:p>
+    <w:p>
+      <w:pPr>
+        <w:spacing w:after="110" w:line="300" w:lineRule="auto"/>
+        <w:jc w:val="both"/>
+      </w:pPr>
+      <w:r>
+        <w:t>    CONSTRAINT CK_DON_HANG_TIEN</w:t>
+      </w:r>
+    </w:p>
+    <w:p>
+      <w:pPr>
+        <w:spacing w:after="110" w:line="300" w:lineRule="auto"/>
+        <w:jc w:val="both"/>
+      </w:pPr>
+      <w:r>
+        <w:lastRenderedPageBreak/>
+        <w:t>    CHECK (</w:t>
+      </w:r>
+    </w:p>
+    <w:p>
+      <w:pPr>
+        <w:spacing w:after="110" w:line="300" w:lineRule="auto"/>
+        <w:jc w:val="both"/>
+      </w:pPr>
+      <w:r>
+        <w:t>        TongTienHang &gt;= 0</w:t>
+      </w:r>
+    </w:p>
+    <w:p>
+      <w:pPr>
+        <w:spacing w:after="110" w:line="300" w:lineRule="auto"/>
+        <w:jc w:val="both"/>
+      </w:pPr>
+      <w:r>
+        <w:t>        AND PhiGiaoHang &gt;= 0</w:t>
+      </w:r>
+    </w:p>
+    <w:p>
+      <w:pPr>
+        <w:spacing w:after="110" w:line="300" w:lineRule="auto"/>
+        <w:jc w:val="both"/>
+      </w:pPr>
+      <w:r>
+        <w:t>        AND TongThanhToan &gt;= 0</w:t>
+      </w:r>
+    </w:p>
+    <w:p>
+      <w:pPr>
+        <w:spacing w:after="110" w:line="300" w:lineRule="auto"/>
+        <w:jc w:val="both"/>
+      </w:pPr>
+      <w:r>
+        <w:t>    )</w:t>
+      </w:r>
+    </w:p>
+    <w:p>
+      <w:pPr>
+        <w:spacing w:after="110" w:line="300" w:lineRule="auto"/>
+        <w:jc w:val="both"/>
+      </w:pPr>
+      <w:r>
+        <w:t>);</w:t>
+      </w:r>
+    </w:p>
+    <w:p>
+      <w:pPr>
+        <w:spacing w:after="110" w:line="300" w:lineRule="auto"/>
+        <w:jc w:val="both"/>
+      </w:pPr>
+      <w:r>
+        <w:t>GO</w:t>
+      </w:r>
+    </w:p>
+    <w:p>
+      <w:pPr>
+        <w:spacing w:after="110" w:line="300" w:lineRule="auto"/>
+        <w:jc w:val="both"/>
+      </w:pPr>
+    </w:p>
+    <w:p>
+      <w:pPr>
+        <w:spacing w:after="110" w:line="300" w:lineRule="auto"/>
+        <w:jc w:val="both"/>
+      </w:pPr>
+      <w:r>
+        <w:t>CREATE TABLE CHI_TIET_DON_HANG (</w:t>
+      </w:r>
+    </w:p>
+    <w:p>
+      <w:pPr>
+        <w:spacing w:after="110" w:line="300" w:lineRule="auto"/>
+        <w:jc w:val="both"/>
+      </w:pPr>
+      <w:r>
+        <w:t>    MaDH VARCHAR(10),</w:t>
+      </w:r>
+    </w:p>
+    <w:p>
+      <w:pPr>
+        <w:spacing w:after="110" w:line="300" w:lineRule="auto"/>
+        <w:jc w:val="both"/>
+      </w:pPr>
+      <w:r>
+        <w:t>    MaSP VARCHAR(20),</w:t>
+      </w:r>
+    </w:p>
+    <w:p>
+      <w:pPr>
+        <w:spacing w:after="110" w:line="300" w:lineRule="auto"/>
+        <w:jc w:val="both"/>
+      </w:pPr>
+      <w:r>
+        <w:t>    SoLuong INT NOT NULL,</w:t>
+      </w:r>
+    </w:p>
+    <w:p>
+      <w:pPr>
+        <w:spacing w:after="110" w:line="300" w:lineRule="auto"/>
+        <w:jc w:val="both"/>
+      </w:pPr>
+      <w:r>
+        <w:t>    DonGia DECIMAL(18,2) NOT NULL,</w:t>
+      </w:r>
+    </w:p>
+    <w:p>
+      <w:pPr>
+        <w:spacing w:after="110" w:line="300" w:lineRule="auto"/>
+        <w:jc w:val="both"/>
+      </w:pPr>
+      <w:r>
+        <w:t>    ThanhTien AS (SoLuong * DonGia),</w:t>
+      </w:r>
+    </w:p>
+    <w:p>
+      <w:pPr>
+        <w:spacing w:after="110" w:line="300" w:lineRule="auto"/>
+        <w:jc w:val="both"/>
+      </w:pPr>
+    </w:p>
+    <w:p>
+      <w:pPr>
+        <w:spacing w:after="110" w:line="300" w:lineRule="auto"/>
+        <w:jc w:val="both"/>
+      </w:pPr>
+      <w:r>
+        <w:t>    CONSTRAINT PK_CHI_TIET_DON_HANG</w:t>
+      </w:r>
+    </w:p>
+    <w:p>
+      <w:pPr>
+        <w:spacing w:after="110" w:line="300" w:lineRule="auto"/>
+        <w:jc w:val="both"/>
+      </w:pPr>
+      <w:r>
+        <w:t>    PRIMARY KEY (MaDH, MaSP),</w:t>
+      </w:r>
+    </w:p>
+    <w:p>
+      <w:pPr>
+        <w:spacing w:after="110" w:line="300" w:lineRule="auto"/>
+        <w:jc w:val="both"/>
+      </w:pPr>
+    </w:p>
+    <w:p>
+      <w:pPr>
+        <w:spacing w:after="110" w:line="300" w:lineRule="auto"/>
+        <w:jc w:val="both"/>
+      </w:pPr>
+      <w:r>
+        <w:t>    CONSTRAINT FK_CTDH_DON_HANG</w:t>
+      </w:r>
+    </w:p>
+    <w:p>
+      <w:pPr>
+        <w:spacing w:after="110" w:line="300" w:lineRule="auto"/>
+        <w:jc w:val="both"/>
+      </w:pPr>
+      <w:r>
+        <w:t>    FOREIGN KEY (MaDH) REFERENCES DON_HANG(MaDH),</w:t>
+      </w:r>
+    </w:p>
+    <w:p>
+      <w:pPr>
+        <w:spacing w:after="110" w:line="300" w:lineRule="auto"/>
+        <w:jc w:val="both"/>
+      </w:pPr>
+    </w:p>
+    <w:p>
+      <w:pPr>
+        <w:spacing w:after="110" w:line="300" w:lineRule="auto"/>
+        <w:jc w:val="both"/>
+      </w:pPr>
+      <w:r>
+        <w:t>    CONSTRAINT CK_CTDH_SOLUONG</w:t>
+      </w:r>
+    </w:p>
+    <w:p>
+      <w:pPr>
+        <w:spacing w:after="110" w:line="300" w:lineRule="auto"/>
+        <w:jc w:val="both"/>
+      </w:pPr>
+      <w:r>
+        <w:t>    CHECK (SoLuong &gt; 0),</w:t>
+      </w:r>
+    </w:p>
+    <w:p>
+      <w:pPr>
+        <w:spacing w:after="110" w:line="300" w:lineRule="auto"/>
+        <w:jc w:val="both"/>
+      </w:pPr>
+    </w:p>
+    <w:p>
+      <w:pPr>
+        <w:spacing w:after="110" w:line="300" w:lineRule="auto"/>
+        <w:jc w:val="both"/>
+      </w:pPr>
+      <w:r>
+        <w:t>    CONSTRAINT CK_CTDH_DONGIA</w:t>
+      </w:r>
+    </w:p>
+    <w:p>
+      <w:pPr>
+        <w:spacing w:after="110" w:line="300" w:lineRule="auto"/>
+        <w:jc w:val="both"/>
+      </w:pPr>
+      <w:r>
+        <w:t>    CHECK (DonGia &gt;= 0)</w:t>
+      </w:r>
+    </w:p>
+    <w:p>
+      <w:pPr>
+        <w:spacing w:after="110" w:line="300" w:lineRule="auto"/>
+        <w:jc w:val="both"/>
+      </w:pPr>
+      <w:r>
+        <w:t>);</w:t>
+      </w:r>
+    </w:p>
+    <w:p>
+      <w:pPr>
+        <w:spacing w:after="110" w:line="300" w:lineRule="auto"/>
+        <w:jc w:val="both"/>
+      </w:pPr>
+      <w:r>
+        <w:t>GO</w:t>
+      </w:r>
+    </w:p>
+    <w:p>
+      <w:pPr>
+        <w:spacing w:after="110" w:line="300" w:lineRule="auto"/>
+        <w:jc w:val="both"/>
+      </w:pPr>
+    </w:p>
+    <w:p>
+      <w:pPr>
+        <w:spacing w:after="110" w:line="300" w:lineRule="auto"/>
+        <w:jc w:val="both"/>
+      </w:pPr>
+      <w:r>
+        <w:t>CREATE TABLE THANH_TOAN (</w:t>
+      </w:r>
+    </w:p>
+    <w:p>
+      <w:pPr>
+        <w:spacing w:after="110" w:line="300" w:lineRule="auto"/>
+        <w:jc w:val="both"/>
+      </w:pPr>
+      <w:r>
+        <w:lastRenderedPageBreak/>
+        <w:t>    MaThanhToan VARCHAR(10) PRIMARY KEY,</w:t>
+      </w:r>
+    </w:p>
+    <w:p>
+      <w:pPr>
+        <w:spacing w:after="110" w:line="300" w:lineRule="auto"/>
+        <w:jc w:val="both"/>
+      </w:pPr>
+      <w:r>
+        <w:t>    MaDH VARCHAR(10) NOT NULL UNIQUE,</w:t>
+      </w:r>
+    </w:p>
+    <w:p>
+      <w:pPr>
+        <w:spacing w:after="110" w:line="300" w:lineRule="auto"/>
+        <w:jc w:val="both"/>
+      </w:pPr>
+      <w:r>
+        <w:t>    LoaiThe VARCHAR(20) NOT NULL,</w:t>
+      </w:r>
+    </w:p>
+    <w:p>
+      <w:pPr>
+        <w:spacing w:after="110" w:line="300" w:lineRule="auto"/>
+        <w:jc w:val="both"/>
+      </w:pPr>
+      <w:r>
+        <w:t>    SoThe VARCHAR(20) NOT NULL,</w:t>
+      </w:r>
+    </w:p>
+    <w:p>
+      <w:pPr>
+        <w:spacing w:after="110" w:line="300" w:lineRule="auto"/>
+        <w:jc w:val="both"/>
+      </w:pPr>
+      <w:r>
+        <w:t>    NgayHetHan DATE NOT NULL,</w:t>
+      </w:r>
+    </w:p>
+    <w:p>
+      <w:pPr>
+        <w:spacing w:after="110" w:line="300" w:lineRule="auto"/>
+        <w:jc w:val="both"/>
+      </w:pPr>
+      <w:r>
+        <w:t>    ChuThe NVARCHAR(100) NOT NULL,</w:t>
+      </w:r>
+    </w:p>
+    <w:p>
+      <w:pPr>
+        <w:spacing w:after="110" w:line="300" w:lineRule="auto"/>
+        <w:jc w:val="both"/>
+      </w:pPr>
+      <w:r>
+        <w:t>    MaAnNinh VARCHAR(4) NOT NULL,</w:t>
+      </w:r>
+    </w:p>
+    <w:p>
+      <w:pPr>
+        <w:spacing w:after="110" w:line="300" w:lineRule="auto"/>
+        <w:jc w:val="both"/>
+      </w:pPr>
+      <w:r>
+        <w:t>    TrangThai NVARCHAR(50) DEFAULT N'Thành công',</w:t>
+      </w:r>
+    </w:p>
+    <w:p>
+      <w:pPr>
+        <w:spacing w:after="110" w:line="300" w:lineRule="auto"/>
+        <w:jc w:val="both"/>
+      </w:pPr>
+      <w:r>
+        <w:t>    ThoiGianThanhToan DATETIME DEFAULT GETDATE(),</w:t>
+      </w:r>
+    </w:p>
+    <w:p>
+      <w:pPr>
+        <w:spacing w:after="110" w:line="300" w:lineRule="auto"/>
+        <w:jc w:val="both"/>
+      </w:pPr>
+    </w:p>
+    <w:p>
+      <w:pPr>
+        <w:spacing w:after="110" w:line="300" w:lineRule="auto"/>
+        <w:jc w:val="both"/>
+      </w:pPr>
+      <w:r>
+        <w:t>    CONSTRAINT FK_THANH_TOAN_DON_HANG</w:t>
+      </w:r>
+    </w:p>
+    <w:p>
+      <w:pPr>
+        <w:spacing w:after="110" w:line="300" w:lineRule="auto"/>
+        <w:jc w:val="both"/>
+      </w:pPr>
+      <w:r>
+        <w:t>    FOREIGN KEY (MaDH) REFERENCES DON_HANG(MaDH),</w:t>
+      </w:r>
+    </w:p>
+    <w:p>
+      <w:pPr>
+        <w:spacing w:after="110" w:line="300" w:lineRule="auto"/>
+        <w:jc w:val="both"/>
+      </w:pPr>
+    </w:p>
+    <w:p>
+      <w:pPr>
+        <w:spacing w:after="110" w:line="300" w:lineRule="auto"/>
+        <w:jc w:val="both"/>
+      </w:pPr>
+      <w:r>
+        <w:t>    CONSTRAINT CK_THANH_TOAN_LOAI_THE</w:t>
+      </w:r>
+    </w:p>
+    <w:p>
+      <w:pPr>
+        <w:spacing w:after="110" w:line="300" w:lineRule="auto"/>
+        <w:jc w:val="both"/>
+      </w:pPr>
+      <w:r>
+        <w:t>    CHECK (</w:t>
+      </w:r>
+    </w:p>
+    <w:p>
+      <w:pPr>
+        <w:spacing w:after="110" w:line="300" w:lineRule="auto"/>
+        <w:jc w:val="both"/>
+      </w:pPr>
+      <w:r>
+        <w:t>        LoaiThe IN (</w:t>
+      </w:r>
+    </w:p>
+    <w:p>
+      <w:pPr>
+        <w:spacing w:after="110" w:line="300" w:lineRule="auto"/>
+        <w:jc w:val="both"/>
+      </w:pPr>
+      <w:r>
+        <w:t>            'Visa',</w:t>
+      </w:r>
+    </w:p>
+    <w:p>
+      <w:pPr>
+        <w:spacing w:after="110" w:line="300" w:lineRule="auto"/>
+        <w:jc w:val="both"/>
+      </w:pPr>
+      <w:r>
+        <w:t>            'Mastercard',</w:t>
+      </w:r>
+    </w:p>
+    <w:p>
+      <w:pPr>
+        <w:spacing w:after="110" w:line="300" w:lineRule="auto"/>
+        <w:jc w:val="both"/>
+      </w:pPr>
+      <w:r>
+        <w:t>            'Discover',</w:t>
+      </w:r>
+    </w:p>
+    <w:p>
+      <w:pPr>
+        <w:spacing w:after="110" w:line="300" w:lineRule="auto"/>
+        <w:jc w:val="both"/>
+      </w:pPr>
+      <w:r>
+        <w:t>            'AmEx'</w:t>
+      </w:r>
+    </w:p>
+    <w:p>
+      <w:pPr>
+        <w:spacing w:after="110" w:line="300" w:lineRule="auto"/>
+        <w:jc w:val="both"/>
+      </w:pPr>
+      <w:r>
+        <w:t>        )</w:t>
+      </w:r>
+    </w:p>
+    <w:p>
+      <w:pPr>
+        <w:spacing w:after="110" w:line="300" w:lineRule="auto"/>
+        <w:jc w:val="both"/>
+      </w:pPr>
+      <w:r>
+        <w:t>    ),</w:t>
+      </w:r>
+    </w:p>
+    <w:p>
+      <w:pPr>
+        <w:spacing w:after="110" w:line="300" w:lineRule="auto"/>
+        <w:jc w:val="both"/>
+      </w:pPr>
+    </w:p>
+    <w:p>
+      <w:pPr>
+        <w:spacing w:after="110" w:line="300" w:lineRule="auto"/>
+        <w:jc w:val="both"/>
+      </w:pPr>
+      <w:r>
+        <w:t>    CONSTRAINT CK_THANH_TOAN_TRANG_THAI</w:t>
+      </w:r>
+    </w:p>
+    <w:p>
+      <w:pPr>
+        <w:spacing w:after="110" w:line="300" w:lineRule="auto"/>
+        <w:jc w:val="both"/>
+      </w:pPr>
+      <w:r>
+        <w:t>    CHECK (</w:t>
+      </w:r>
+    </w:p>
+    <w:p>
+      <w:pPr>
+        <w:spacing w:after="110" w:line="300" w:lineRule="auto"/>
+        <w:jc w:val="both"/>
+      </w:pPr>
+      <w:r>
+        <w:t>        TrangThai IN (</w:t>
+      </w:r>
+    </w:p>
+    <w:p>
+      <w:pPr>
+        <w:spacing w:after="110" w:line="300" w:lineRule="auto"/>
+        <w:jc w:val="both"/>
+      </w:pPr>
+      <w:r>
+        <w:t>            N'Thành công',</w:t>
+      </w:r>
+    </w:p>
+    <w:p>
+      <w:pPr>
+        <w:spacing w:after="110" w:line="300" w:lineRule="auto"/>
+        <w:jc w:val="both"/>
+      </w:pPr>
+      <w:r>
+        <w:t>            N'Thất bại'</w:t>
+      </w:r>
+    </w:p>
+    <w:p>
+      <w:pPr>
+        <w:spacing w:after="110" w:line="300" w:lineRule="auto"/>
+        <w:jc w:val="both"/>
+      </w:pPr>
+      <w:r>
+        <w:t>        )</w:t>
+      </w:r>
+    </w:p>
+    <w:p>
+      <w:pPr>
+        <w:spacing w:after="110" w:line="300" w:lineRule="auto"/>
+        <w:jc w:val="both"/>
+      </w:pPr>
+      <w:r>
+        <w:t>    )</w:t>
+      </w:r>
+    </w:p>
+    <w:p>
+      <w:pPr>
+        <w:spacing w:after="110" w:line="300" w:lineRule="auto"/>
+        <w:jc w:val="both"/>
+      </w:pPr>
+      <w:r>
+        <w:lastRenderedPageBreak/>
+        <w:t>);</w:t>
+      </w:r>
+    </w:p>
+    <w:p>
+      <w:pPr>
+        <w:spacing w:after="110" w:line="300" w:lineRule="auto"/>
+        <w:jc w:val="both"/>
+      </w:pPr>
+      <w:r>
+        <w:t>GO</w:t>
+      </w:r>
+    </w:p>
+    <w:p>
+      <w:pPr>
+        <w:spacing w:after="110" w:line="300" w:lineRule="auto"/>
+        <w:jc w:val="both"/>
+      </w:pPr>
+    </w:p>
+    <w:p>
+      <w:pPr>
+        <w:spacing w:after="110" w:line="300" w:lineRule="auto"/>
+        <w:jc w:val="both"/>
+      </w:pPr>
+      <w:r>
+        <w:t>INSERT INTO KHACH_HANG</w:t>
+      </w:r>
+    </w:p>
+    <w:p>
+      <w:pPr>
+        <w:spacing w:after="110" w:line="300" w:lineRule="auto"/>
+        <w:jc w:val="both"/>
+      </w:pPr>
+      <w:r>
+        <w:t>VALUES</w:t>
+      </w:r>
+    </w:p>
+    <w:p>
+      <w:pPr>
+        <w:spacing w:after="110" w:line="300" w:lineRule="auto"/>
+        <w:jc w:val="both"/>
+      </w:pPr>
+      <w:r>
+        <w:t>(</w:t>
+      </w:r>
+    </w:p>
+    <w:p>
+      <w:pPr>
+        <w:spacing w:after="110" w:line="300" w:lineRule="auto"/>
+        <w:jc w:val="both"/>
+      </w:pPr>
+      <w:r>
+        <w:t>    'KH001',</w:t>
+      </w:r>
+    </w:p>
+    <w:p>
+      <w:pPr>
+        <w:spacing w:after="110" w:line="300" w:lineRule="auto"/>
+        <w:jc w:val="both"/>
+      </w:pPr>
+      <w:r>
+        <w:t>    N'Nguyễn Văn An',</w:t>
+      </w:r>
+    </w:p>
+    <w:p>
+      <w:pPr>
+        <w:spacing w:after="110" w:line="300" w:lineRule="auto"/>
+        <w:jc w:val="both"/>
+      </w:pPr>
+      <w:r>
+        <w:t>    '2002-05-10',</w:t>
+      </w:r>
+    </w:p>
+    <w:p>
+      <w:pPr>
+        <w:spacing w:after="110" w:line="300" w:lineRule="auto"/>
+        <w:jc w:val="both"/>
+      </w:pPr>
+      <w:r>
+        <w:t>    '079202001234',</w:t>
+      </w:r>
+    </w:p>
+    <w:p>
+      <w:pPr>
+        <w:spacing w:after="110" w:line="300" w:lineRule="auto"/>
+        <w:jc w:val="both"/>
+      </w:pPr>
+      <w:r>
+        <w:t>    N'Biên Hòa, Đồng Nai',</w:t>
+      </w:r>
+    </w:p>
+    <w:p>
+      <w:pPr>
+        <w:spacing w:after="110" w:line="300" w:lineRule="auto"/>
+        <w:jc w:val="both"/>
+      </w:pPr>
+      <w:r>
+        <w:t>    '0901234567',</w:t>
+      </w:r>
+    </w:p>
+    <w:p>
+      <w:pPr>
+        <w:spacing w:after="110" w:line="300" w:lineRule="auto"/>
+        <w:jc w:val="both"/>
+      </w:pPr>
+      <w:r>
+        <w:t>    'nguyenvanan',</w:t>
+      </w:r>
+    </w:p>
+    <w:p>
+      <w:pPr>
+        <w:spacing w:after="110" w:line="300" w:lineRule="auto"/>
+        <w:jc w:val="both"/>
+      </w:pPr>
+      <w:r>
+        <w:t>    '123456',</w:t>
+      </w:r>
+    </w:p>
+    <w:p>
+      <w:pPr>
+        <w:spacing w:after="110" w:line="300" w:lineRule="auto"/>
+        <w:jc w:val="both"/>
+      </w:pPr>
+      <w:r>
+        <w:t>    'an@gmail.com'</w:t>
+      </w:r>
+    </w:p>
+    <w:p>
+      <w:pPr>
+        <w:spacing w:after="110" w:line="300" w:lineRule="auto"/>
+        <w:jc w:val="both"/>
+      </w:pPr>
+      <w:r>
+        <w:t>);</w:t>
+      </w:r>
+    </w:p>
+    <w:p>
+      <w:pPr>
+        <w:spacing w:after="110" w:line="300" w:lineRule="auto"/>
+        <w:jc w:val="both"/>
+      </w:pPr>
+      <w:r>
+        <w:t>GO</w:t>
+      </w:r>
+    </w:p>
+    <w:p>
+      <w:pPr>
+        <w:spacing w:after="110" w:line="300" w:lineRule="auto"/>
+        <w:jc w:val="both"/>
+      </w:pPr>
+    </w:p>
+    <w:p>
+      <w:pPr>
+        <w:spacing w:after="110" w:line="300" w:lineRule="auto"/>
+        <w:jc w:val="both"/>
+      </w:pPr>
+      <w:r>
+        <w:t>INSERT INTO NGUOI_NHAN</w:t>
+      </w:r>
+    </w:p>
+    <w:p>
+      <w:pPr>
+        <w:spacing w:after="110" w:line="300" w:lineRule="auto"/>
+        <w:jc w:val="both"/>
+      </w:pPr>
+      <w:r>
+        <w:t>VALUES</w:t>
+      </w:r>
+    </w:p>
+    <w:p>
+      <w:pPr>
+        <w:spacing w:after="110" w:line="300" w:lineRule="auto"/>
+        <w:jc w:val="both"/>
+      </w:pPr>
+      <w:r>
+        <w:t>(</w:t>
+      </w:r>
+    </w:p>
+    <w:p>
+      <w:pPr>
+        <w:spacing w:after="110" w:line="300" w:lineRule="auto"/>
+        <w:jc w:val="both"/>
+      </w:pPr>
+      <w:r>
+        <w:t>    'NN001',</w:t>
+      </w:r>
+    </w:p>
+    <w:p>
+      <w:pPr>
+        <w:spacing w:after="110" w:line="300" w:lineRule="auto"/>
+        <w:jc w:val="both"/>
+      </w:pPr>
+      <w:r>
+        <w:t>    N'Trần Thị B',</w:t>
+      </w:r>
+    </w:p>
+    <w:p>
+      <w:pPr>
+        <w:spacing w:after="110" w:line="300" w:lineRule="auto"/>
+        <w:jc w:val="both"/>
+      </w:pPr>
+      <w:r>
+        <w:t>    N'Biên Hòa, Đồng Nai',</w:t>
+      </w:r>
+    </w:p>
+    <w:p>
+      <w:pPr>
+        <w:spacing w:after="110" w:line="300" w:lineRule="auto"/>
+        <w:jc w:val="both"/>
+      </w:pPr>
+      <w:r>
+        <w:t>    '0912345678'</w:t>
+      </w:r>
+    </w:p>
+    <w:p>
+      <w:pPr>
+        <w:spacing w:after="110" w:line="300" w:lineRule="auto"/>
+        <w:jc w:val="both"/>
+      </w:pPr>
+      <w:r>
+        <w:t>);</w:t>
+      </w:r>
+    </w:p>
+    <w:p>
+      <w:pPr>
+        <w:spacing w:after="110" w:line="300" w:lineRule="auto"/>
+        <w:jc w:val="both"/>
+      </w:pPr>
+      <w:r>
+        <w:t>GO</w:t>
+      </w:r>
+    </w:p>
+    <w:p>
+      <w:pPr>
+        <w:spacing w:after="110" w:line="300" w:lineRule="auto"/>
+        <w:jc w:val="both"/>
+      </w:pPr>
+    </w:p>
+    <w:p>
+      <w:pPr>
+        <w:spacing w:after="110" w:line="300" w:lineRule="auto"/>
+        <w:jc w:val="both"/>
+      </w:pPr>
+      <w:r>
+        <w:t>INSERT INTO GIAO_HANG</w:t>
+      </w:r>
+    </w:p>
+    <w:p>
+      <w:pPr>
+        <w:spacing w:after="110" w:line="300" w:lineRule="auto"/>
+        <w:jc w:val="both"/>
+      </w:pPr>
+      <w:r>
+        <w:t>VALUES</w:t>
+      </w:r>
+    </w:p>
+    <w:p>
+      <w:pPr>
+        <w:spacing w:after="110" w:line="300" w:lineRule="auto"/>
+        <w:jc w:val="both"/>
+      </w:pPr>
+      <w:r>
+        <w:lastRenderedPageBreak/>
+        <w:t>('GH001', N'Thường', N'Đồng Nai', 30000),</w:t>
+      </w:r>
+    </w:p>
+    <w:p>
+      <w:pPr>
+        <w:spacing w:after="110" w:line="300" w:lineRule="auto"/>
+        <w:jc w:val="both"/>
+      </w:pPr>
+      <w:r>
+        <w:t>('GH002', N'Chuyển phát nhanh', N'TP.HCM', 50000),</w:t>
+      </w:r>
+    </w:p>
+    <w:p>
+      <w:pPr>
+        <w:spacing w:after="110" w:line="300" w:lineRule="auto"/>
+        <w:jc w:val="both"/>
+      </w:pPr>
+      <w:r>
+        <w:t>('GH003', N'Chuyển phát nhanh trong ngày', N'TP.HCM', 80000);</w:t>
+      </w:r>
+    </w:p>
+    <w:p>
+      <w:pPr>
+        <w:spacing w:after="110" w:line="300" w:lineRule="auto"/>
+        <w:jc w:val="both"/>
+      </w:pPr>
+      <w:r>
+        <w:t>GO</w:t>
+      </w:r>
+    </w:p>
+    <w:p>
+      <w:pPr>
+        <w:spacing w:after="110" w:line="300" w:lineRule="auto"/>
+        <w:jc w:val="both"/>
+      </w:pPr>
+    </w:p>
+    <w:p>
+      <w:pPr>
+        <w:spacing w:after="110" w:line="300" w:lineRule="auto"/>
+        <w:jc w:val="both"/>
+      </w:pPr>
+      <w:r>
+        <w:t>INSERT INTO GIO_HANG</w:t>
+      </w:r>
+    </w:p>
+    <w:p>
+      <w:pPr>
+        <w:spacing w:after="110" w:line="300" w:lineRule="auto"/>
+        <w:jc w:val="both"/>
+      </w:pPr>
+      <w:r>
+        <w:t>VALUES</w:t>
+      </w:r>
+    </w:p>
+    <w:p>
+      <w:pPr>
+        <w:spacing w:after="110" w:line="300" w:lineRule="auto"/>
+        <w:jc w:val="both"/>
+      </w:pPr>
+      <w:r>
+        <w:t>('GIO001', 'KH001', GETDATE());</w:t>
+      </w:r>
+    </w:p>
+    <w:p>
+      <w:pPr>
+        <w:spacing w:after="110" w:line="300" w:lineRule="auto"/>
+        <w:jc w:val="both"/>
+      </w:pPr>
+      <w:r>
+        <w:t>GO</w:t>
+      </w:r>
+    </w:p>
+    <w:p>
+      <w:pPr>
+        <w:spacing w:after="110" w:line="300" w:lineRule="auto"/>
+        <w:jc w:val="both"/>
+      </w:pPr>
+    </w:p>
+    <w:p>
+      <w:pPr>
+        <w:spacing w:after="110" w:line="300" w:lineRule="auto"/>
+        <w:jc w:val="both"/>
+      </w:pPr>
+      <w:r>
+        <w:t>INSERT INTO CHI_TIET_GIO_HANG</w:t>
+      </w:r>
+    </w:p>
+    <w:p>
+      <w:pPr>
+        <w:spacing w:after="110" w:line="300" w:lineRule="auto"/>
+        <w:jc w:val="both"/>
+      </w:pPr>
+      <w:r>
+        <w:t>VALUES</w:t>
+      </w:r>
+    </w:p>
+    <w:p>
+      <w:pPr>
+        <w:spacing w:after="110" w:line="300" w:lineRule="auto"/>
+        <w:jc w:val="both"/>
+      </w:pPr>
+      <w:r>
+        <w:t>('GIO001', 'SP001', 2, 500000);</w:t>
+      </w:r>
+    </w:p>
+    <w:p>
+      <w:pPr>
+        <w:spacing w:after="110" w:line="300" w:lineRule="auto"/>
+        <w:jc w:val="both"/>
+      </w:pPr>
+      <w:r>
+        <w:t>GO</w:t>
       </w:r>
     </w:p>
     <w:p>
@@ -19086,7 +20841,6 @@
   <w:style w:type="character" w:default="1" w:styleId="DefaultParagraphFont">
     <w:name w:val="Default Paragraph Font"/>
     <w:uiPriority w:val="1"/>
-    <w:semiHidden/>
     <w:unhideWhenUsed/>
   </w:style>
   <w:style w:type="table" w:default="1" w:styleId="TableNormal">
